--- a/dock_tempaltes/interest_calculation.docx
+++ b/dock_tempaltes/interest_calculation.docx
@@ -18,7 +18,7 @@
           <w:szCs w:val="20"/>
           <w:rtl w:val="0"/>
         </w:rPr>
-        <w:t xml:space="preserve">作成⽇ {{ created_date }}</w:t>
+        <w:t xml:space="preserve">作成⽇ {{ date_mkzv5nsh }}</w:t>
       </w:r>
     </w:p>
     <w:p>
@@ -85,7 +85,7 @@
         <w:rPr>
           <w:rtl w:val="0"/>
         </w:rPr>
-        <w:t xml:space="preserve">{{ recipient_name }} 様</w:t>
+        <w:t xml:space="preserve">{{ board_relation_mkzvceme }} 様</w:t>
       </w:r>
     </w:p>
     <w:p>
@@ -156,16 +156,12 @@
           <w:szCs w:val="18"/>
           <w:rtl w:val="0"/>
         </w:rPr>
-        <w:t xml:space="preserve">【本社】 〒</w:t>
+        <w:t xml:space="preserve">【本社】 〒840-0815</w:t>
       </w:r>
       <w:r>
         <w:rPr>
-          <w:rFonts w:ascii="Arial" w:cs="Arial" w:eastAsia="Arial" w:hAnsi="Arial"/>
-          <w:sz w:val="18"/>
-          <w:szCs w:val="18"/>
           <w:rtl w:val="0"/>
         </w:rPr>
-        <w:t xml:space="preserve">{{ issuer_zip }}</w:t>
       </w:r>
     </w:p>
     <w:p>
@@ -550,13 +546,13 @@
         <w:tblLook w:val="0000"/>
       </w:tblPr>
       <w:tblGrid>
-        <w:gridCol w:w="1485"/>
-        <w:gridCol w:w="5490"/>
+        <w:gridCol w:w="1980"/>
+        <w:gridCol w:w="4995"/>
         <w:gridCol w:w="2370"/>
         <w:tblGridChange w:id="0">
           <w:tblGrid>
-            <w:gridCol w:w="1485"/>
-            <w:gridCol w:w="5490"/>
+            <w:gridCol w:w="1980"/>
+            <w:gridCol w:w="4995"/>
             <w:gridCol w:w="2370"/>
           </w:tblGrid>
         </w:tblGridChange>
@@ -750,20 +746,9 @@
           </w:tcPr>
           <w:p>
             <w:pPr>
-              <w:keepNext w:val="0"/>
-              <w:keepLines w:val="0"/>
-              <w:widowControl w:val="0"/>
-              <w:pBdr>
-                <w:top w:space="0" w:sz="0" w:val="nil"/>
-                <w:left w:space="0" w:sz="0" w:val="nil"/>
-                <w:bottom w:space="0" w:sz="0" w:val="nil"/>
-                <w:right w:space="0" w:sz="0" w:val="nil"/>
-                <w:between w:space="0" w:sz="0" w:val="nil"/>
-              </w:pBdr>
-              <w:shd w:fill="auto" w:val="clear"/>
-              <w:spacing w:after="0" w:before="47" w:line="278.00000000000006" w:lineRule="auto"/>
-              <w:ind w:left="0" w:right="18" w:firstLine="0"/>
-              <w:jc w:val="center"/>
+              <w:spacing w:before="47" w:line="278.00000000000006" w:lineRule="auto"/>
+              <w:ind w:right="18"/>
+              <w:jc w:val="right"/>
               <w:rPr>
                 <w:sz w:val="18"/>
                 <w:szCs w:val="18"/>
@@ -771,23 +756,11 @@
             </w:pPr>
             <w:r>
               <w:rPr>
-                <w:i w:val="0"/>
-                <w:iCs w:val="0"/>
-                <w:smallCaps w:val="0"/>
-                <w:strike w:val="0"/>
-                <w:sz w:val="18"/>
-                <w:szCs w:val="18"/>
-                <w:u w:val="none"/>
-                <w:shd w:fill="auto" w:val="clear"/>
-                <w:vertAlign w:val="baseline"/>
-                <w:rtl w:val="0"/>
-              </w:rPr>
-              <w:t xml:space="preserve">{{ principal_date}}</w:t>
-            </w:r>
-            <w:r>
-              <w:rPr>
-                <w:rtl w:val="0"/>
-              </w:rPr>
+                <w:sz w:val="18"/>
+                <w:szCs w:val="18"/>
+                <w:rtl w:val="0"/>
+              </w:rPr>
+              <w:t xml:space="preserve">8/29</w:t>
             </w:r>
           </w:p>
         </w:tc>
@@ -802,20 +775,7 @@
           </w:tcPr>
           <w:p>
             <w:pPr>
-              <w:keepNext w:val="0"/>
-              <w:keepLines w:val="0"/>
-              <w:widowControl w:val="0"/>
-              <w:pBdr>
-                <w:top w:space="0" w:sz="0" w:val="nil"/>
-                <w:left w:space="0" w:sz="0" w:val="nil"/>
-                <w:bottom w:space="0" w:sz="0" w:val="nil"/>
-                <w:right w:space="0" w:sz="0" w:val="nil"/>
-                <w:between w:space="0" w:sz="0" w:val="nil"/>
-              </w:pBdr>
-              <w:shd w:fill="auto" w:val="clear"/>
-              <w:spacing w:after="0" w:before="47" w:line="278.00000000000006" w:lineRule="auto"/>
-              <w:ind w:left="52" w:right="0" w:firstLine="0"/>
-              <w:jc w:val="left"/>
+              <w:spacing w:before="47" w:line="278.00000000000006" w:lineRule="auto"/>
               <w:rPr>
                 <w:sz w:val="18"/>
                 <w:szCs w:val="18"/>
@@ -823,23 +783,11 @@
             </w:pPr>
             <w:r>
               <w:rPr>
-                <w:i w:val="0"/>
-                <w:iCs w:val="0"/>
-                <w:smallCaps w:val="0"/>
-                <w:strike w:val="0"/>
-                <w:sz w:val="18"/>
-                <w:szCs w:val="18"/>
-                <w:u w:val="none"/>
-                <w:shd w:fill="auto" w:val="clear"/>
-                <w:vertAlign w:val="baseline"/>
-                <w:rtl w:val="0"/>
-              </w:rPr>
-              <w:t xml:space="preserve">{{ principal_description }}</w:t>
-            </w:r>
-            <w:r>
-              <w:rPr>
-                <w:rtl w:val="0"/>
-              </w:rPr>
+                <w:sz w:val="18"/>
+                <w:szCs w:val="18"/>
+                <w:rtl w:val="0"/>
+              </w:rPr>
+              <w:t xml:space="preserve">8/29 2025年8月1日付発行第7回債普通社債利率に基づく元金</w:t>
             </w:r>
           </w:p>
         </w:tc>
@@ -888,7 +836,32 @@
                 <w:vertAlign w:val="baseline"/>
                 <w:rtl w:val="0"/>
               </w:rPr>
-              <w:t xml:space="preserve">¥ {{principal_amount }}</w:t>
+              <w:t xml:space="preserve">¥ {{ </w:t>
+            </w:r>
+            <w:r>
+              <w:rPr>
+                <w:rFonts w:ascii="Arial" w:cs="Arial" w:eastAsia="Arial" w:hAnsi="Arial"/>
+                <w:sz w:val="18"/>
+                <w:szCs w:val="18"/>
+                <w:rtl w:val="0"/>
+              </w:rPr>
+              <w:t xml:space="preserve">numeric_mkzr5kqz</w:t>
+            </w:r>
+            <w:r>
+              <w:rPr>
+                <w:rFonts w:ascii="Arial" w:cs="Arial" w:eastAsia="Arial" w:hAnsi="Arial"/>
+                <w:i w:val="0"/>
+                <w:iCs w:val="0"/>
+                <w:smallCaps w:val="0"/>
+                <w:strike w:val="0"/>
+                <w:sz w:val="18"/>
+                <w:szCs w:val="18"/>
+                <w:u w:val="none"/>
+                <w:shd w:fill="auto" w:val="clear"/>
+                <w:vertAlign w:val="baseline"/>
+                <w:rtl w:val="0"/>
+              </w:rPr>
+              <w:t xml:space="preserve"> }}</w:t>
             </w:r>
             <w:r>
               <w:rPr>
@@ -915,19 +888,8 @@
           </w:tcPr>
           <w:p>
             <w:pPr>
-              <w:keepNext w:val="0"/>
-              <w:keepLines w:val="0"/>
-              <w:widowControl w:val="0"/>
-              <w:pBdr>
-                <w:top w:space="0" w:sz="0" w:val="nil"/>
-                <w:left w:space="0" w:sz="0" w:val="nil"/>
-                <w:bottom w:space="0" w:sz="0" w:val="nil"/>
-                <w:right w:space="0" w:sz="0" w:val="nil"/>
-                <w:between w:space="0" w:sz="0" w:val="nil"/>
-              </w:pBdr>
-              <w:shd w:fill="auto" w:val="clear"/>
-              <w:spacing w:after="0" w:before="47" w:line="278.00000000000006" w:lineRule="auto"/>
-              <w:ind w:left="0" w:right="18" w:firstLine="0"/>
+              <w:spacing w:before="47" w:line="278.00000000000006" w:lineRule="auto"/>
+              <w:ind w:right="18"/>
               <w:jc w:val="right"/>
               <w:rPr>
                 <w:sz w:val="18"/>
@@ -936,23 +898,11 @@
             </w:pPr>
             <w:r>
               <w:rPr>
-                <w:i w:val="0"/>
-                <w:iCs w:val="0"/>
-                <w:smallCaps w:val="0"/>
-                <w:strike w:val="0"/>
-                <w:sz w:val="18"/>
-                <w:szCs w:val="18"/>
-                <w:u w:val="none"/>
-                <w:shd w:fill="auto" w:val="clear"/>
-                <w:vertAlign w:val="baseline"/>
-                <w:rtl w:val="0"/>
-              </w:rPr>
-              <w:t xml:space="preserve">{{interest_date }}</w:t>
-            </w:r>
-            <w:r>
-              <w:rPr>
-                <w:rtl w:val="0"/>
-              </w:rPr>
+                <w:sz w:val="18"/>
+                <w:szCs w:val="18"/>
+                <w:rtl w:val="0"/>
+              </w:rPr>
+              <w:t xml:space="preserve">8/29</w:t>
             </w:r>
           </w:p>
         </w:tc>
@@ -967,20 +917,7 @@
           </w:tcPr>
           <w:p>
             <w:pPr>
-              <w:keepNext w:val="0"/>
-              <w:keepLines w:val="0"/>
-              <w:widowControl w:val="0"/>
-              <w:pBdr>
-                <w:top w:space="0" w:sz="0" w:val="nil"/>
-                <w:left w:space="0" w:sz="0" w:val="nil"/>
-                <w:bottom w:space="0" w:sz="0" w:val="nil"/>
-                <w:right w:space="0" w:sz="0" w:val="nil"/>
-                <w:between w:space="0" w:sz="0" w:val="nil"/>
-              </w:pBdr>
-              <w:shd w:fill="auto" w:val="clear"/>
-              <w:spacing w:after="0" w:before="47" w:line="278.00000000000006" w:lineRule="auto"/>
-              <w:ind w:left="52" w:right="0" w:firstLine="0"/>
-              <w:jc w:val="left"/>
+              <w:spacing w:before="47" w:line="278.00000000000006" w:lineRule="auto"/>
               <w:rPr>
                 <w:sz w:val="18"/>
                 <w:szCs w:val="18"/>
@@ -988,23 +925,11 @@
             </w:pPr>
             <w:r>
               <w:rPr>
-                <w:i w:val="0"/>
-                <w:iCs w:val="0"/>
-                <w:smallCaps w:val="0"/>
-                <w:strike w:val="0"/>
-                <w:sz w:val="18"/>
-                <w:szCs w:val="18"/>
-                <w:u w:val="none"/>
-                <w:shd w:fill="auto" w:val="clear"/>
-                <w:vertAlign w:val="baseline"/>
-                <w:rtl w:val="0"/>
-              </w:rPr>
-              <w:t xml:space="preserve">{{interest_description }}</w:t>
-            </w:r>
-            <w:r>
-              <w:rPr>
-                <w:rtl w:val="0"/>
-              </w:rPr>
+                <w:sz w:val="18"/>
+                <w:szCs w:val="18"/>
+                <w:rtl w:val="0"/>
+              </w:rPr>
+              <w:t xml:space="preserve">2025年8月1日付発行第7回債普通社債利率に基づく利金</w:t>
             </w:r>
           </w:p>
         </w:tc>
@@ -1069,7 +994,18 @@
                 <w:szCs w:val="18"/>
                 <w:rtl w:val="0"/>
               </w:rPr>
-              <w:t xml:space="preserve">{{</w:t>
+              <w:t xml:space="preserve">{{ </w:t>
+            </w:r>
+            <w:r>
+              <w:rPr>
+                <w:rFonts w:ascii="Arial" w:cs="Arial" w:eastAsia="Arial" w:hAnsi="Arial"/>
+                <w:color w:val="111111"/>
+                <w:sz w:val="18"/>
+                <w:szCs w:val="18"/>
+                <w:highlight w:val="white"/>
+                <w:rtl w:val="0"/>
+              </w:rPr>
+              <w:t xml:space="preserve">formula_mkzv3v48</w:t>
             </w:r>
             <w:r>
               <w:rPr>
@@ -1080,7 +1016,7 @@
                 <w:highlight w:val="white"/>
                 <w:rtl w:val="0"/>
               </w:rPr>
-              <w:t xml:space="preserve">interest_amount }}</w:t>
+              <w:t xml:space="preserve"> }}</w:t>
             </w:r>
             <w:r>
               <w:rPr>
@@ -1351,7 +1287,7 @@
                 <w:szCs w:val="18"/>
                 <w:rtl w:val="0"/>
               </w:rPr>
-              <w:t xml:space="preserve">{{principal_amount }}</w:t>
+              <w:t xml:space="preserve">{{ numeric_mkzr5kqz }}</w:t>
             </w:r>
             <w:r>
               <w:rPr>
@@ -2018,7 +1954,7 @@
                 <w:highlight w:val="white"/>
                 <w:rtl w:val="0"/>
               </w:rPr>
-              <w:t xml:space="preserve">{{ total_amount }}</w:t>
+              <w:t xml:space="preserve">{{ formula_mm2qdw3r }}</w:t>
             </w:r>
             <w:r>
               <w:rPr>
@@ -2229,7 +2165,7 @@
                 <w:highlight w:val="white"/>
                 <w:rtl w:val="0"/>
               </w:rPr>
-              <w:t xml:space="preserve">{{ income_tax }}</w:t>
+              <w:t xml:space="preserve">{{ formula_mkzv3se3 }}</w:t>
             </w:r>
             <w:r>
               <w:rPr>
@@ -2440,7 +2376,7 @@
                 <w:highlight w:val="white"/>
                 <w:rtl w:val="0"/>
               </w:rPr>
-              <w:t xml:space="preserve">{{ resident_tax }}</w:t>
+              <w:t xml:space="preserve">{{ formula_mkzvd0j7 }}</w:t>
             </w:r>
             <w:r>
               <w:rPr>
@@ -2620,7 +2556,7 @@
                 <w:highlight w:val="white"/>
                 <w:rtl w:val="0"/>
               </w:rPr>
-              <w:t xml:space="preserve">{{ net_payment_amount }}</w:t>
+              <w:t xml:space="preserve">{{ formula_mm2qdw3r }}</w:t>
             </w:r>
             <w:r>
               <w:rPr>
@@ -2690,7 +2626,7 @@
     <w:sdt>
       <w:sdtPr>
         <w:lock w:val="contentLocked"/>
-        <w:id w:val="-580062662"/>
+        <w:id w:val="745037595"/>
         <w:tag w:val="goog_rdk_0"/>
       </w:sdtPr>
       <w:sdtContent>
@@ -2743,10 +2679,10 @@
               </w:tcPr>
               <w:p>
                 <w:pPr>
-                  <w:spacing w:before="6" w:line="240" w:lineRule="auto"/>
+                  <w:spacing w:before="6" w:line="360" w:lineRule="auto"/>
                   <w:rPr>
-                    <w:sz w:val="4"/>
-                    <w:szCs w:val="4"/>
+                    <w:sz w:val="18"/>
+                    <w:szCs w:val="18"/>
                   </w:rPr>
                 </w:pPr>
                 <w:r>
@@ -2756,25 +2692,6 @@
                     <w:rtl w:val="0"/>
                   </w:rPr>
                   <w:t xml:space="preserve">≪ご連絡事項≫</w:t>
-                </w:r>
-                <w:r>
-                  <w:rPr>
-                    <w:rtl w:val="0"/>
-                  </w:rPr>
-                </w:r>
-              </w:p>
-              <w:p>
-                <w:pPr>
-                  <w:spacing w:before="6" w:line="192.00000000000003" w:lineRule="auto"/>
-                  <w:rPr>
-                    <w:sz w:val="18"/>
-                    <w:szCs w:val="18"/>
-                  </w:rPr>
-                </w:pPr>
-                <w:r>
-                  <w:rPr>
-                    <w:rtl w:val="0"/>
-                  </w:rPr>
                 </w:r>
               </w:p>
               <w:p>
@@ -2813,7 +2730,7 @@
     <w:sdt>
       <w:sdtPr>
         <w:lock w:val="contentLocked"/>
-        <w:id w:val="-171997155"/>
+        <w:id w:val="-1461157190"/>
         <w:tag w:val="goog_rdk_1"/>
       </w:sdtPr>
       <w:sdtContent>
